--- a/word_reports/LP_0090_위치_239_Boney M._Kalimba De Luna .docx
+++ b/word_reports/LP_0090_위치_239_Boney M._Kalimba De Luna .docx
@@ -4,7 +4,7 @@
   <w:body>
     <w:p>
       <w:pPr>
-        <w:spacing w:after="280"/>
+        <w:spacing w:after="80"/>
       </w:pPr>
       <w:r>
         <w:rPr w:rFonts="맑은 고딕">
@@ -13,94 +13,47 @@
           <w:color w:val="1E3A8A"/>
           <w:sz w:val="30"/>
         </w:rPr>
-        <w:t>[239] Boney M. - Kalimba De Luna 16 Happy Songs</w:t>
+        <w:t>Boney M. (보니 M.) - Kalimba De Luna 16 Happy Songs</w:t>
       </w:r>
     </w:p>
     <w:p>
       <w:pPr>
-        <w:spacing w:after="320"/>
+        <w:spacing w:after="240"/>
       </w:pPr>
       <w:r>
         <w:rPr w:rFonts="맑은 고딕">
           <w:rFonts w:ascii="맑은 고딕" w:hAnsi="맑은 고딕" w:eastAsia="맑은 고딕"/>
           <w:b/>
-          <w:sz w:val="20"/>
+          <w:color w:val="4B5563"/>
+          <w:sz w:val="22"/>
         </w:rPr>
-        <w:t>■ 위치 : 239</w:t>
-        <w:br/>
-      </w:r>
-      <w:r>
-        <w:rPr w:rFonts="맑은 고딕">
-          <w:rFonts w:ascii="맑은 고딕" w:hAnsi="맑은 고딕" w:eastAsia="맑은 고딕"/>
-          <w:b/>
-          <w:sz w:val="20"/>
-        </w:rPr>
-        <w:t>■ 아티스트 : Boney M.</w:t>
-        <w:br/>
-      </w:r>
-      <w:r>
-        <w:rPr w:rFonts="맑은 고딕">
-          <w:rFonts w:ascii="맑은 고딕" w:hAnsi="맑은 고딕" w:eastAsia="맑은 고딕"/>
-          <w:b/>
-          <w:sz w:val="20"/>
-        </w:rPr>
-        <w:t>■ 앨범명 : Kalimba De Luna 16 Happy Songs</w:t>
-        <w:br/>
-      </w:r>
-      <w:r>
-        <w:rPr w:rFonts="맑은 고딕">
-          <w:rFonts w:ascii="맑은 고딕" w:hAnsi="맑은 고딕" w:eastAsia="맑은 고딕"/>
-          <w:b w:val="0"/>
-          <w:sz w:val="20"/>
-        </w:rPr>
-        <w:t>■ 음반 레이블 : Hansa</w:t>
-        <w:br/>
-      </w:r>
-      <w:r>
-        <w:rPr w:rFonts="맑은 고딕">
-          <w:rFonts w:ascii="맑은 고딕" w:hAnsi="맑은 고딕" w:eastAsia="맑은 고딕"/>
-          <w:b w:val="0"/>
-          <w:sz w:val="20"/>
-        </w:rPr>
-        <w:t>■ 발매년도 : 1984</w:t>
-        <w:br/>
-      </w:r>
-      <w:r>
-        <w:rPr w:rFonts="맑은 고딕">
-          <w:rFonts w:ascii="맑은 고딕" w:hAnsi="맑은 고딕" w:eastAsia="맑은 고딕"/>
-          <w:b w:val="0"/>
-          <w:sz w:val="20"/>
-        </w:rPr>
-        <w:t>■ 장르 : 유로 디스코 (Euro-Disco), 팝 (Pop), 레게 퓨전 (Reggae Fusion)</w:t>
-        <w:br/>
-      </w:r>
-      <w:r>
-        <w:rPr w:rFonts="맑은 고딕">
-          <w:rFonts w:ascii="맑은 고딕" w:hAnsi="맑은 고딕" w:eastAsia="맑은 고딕"/>
-          <w:b w:val="0"/>
-          <w:sz w:val="20"/>
-        </w:rPr>
-        <w:t>■ 주요 수록곡 : - Kalimba De Luna</w:t>
-        <w:br/>
+        <w:t>위치 :  239</w:t>
       </w:r>
     </w:p>
     <w:p>
       <w:pPr>
-        <w:spacing w:after="160"/>
+        <w:spacing w:line="324" w:lineRule="auto" w:before="80" w:after="160"/>
       </w:pPr>
       <w:r>
         <w:rPr w:rFonts="맑은 고딕">
           <w:rFonts w:ascii="맑은 고딕" w:hAnsi="맑은 고딕" w:eastAsia="맑은 고딕"/>
           <w:b/>
           <w:color w:val="1F2937"/>
-          <w:sz w:val="24"/>
+          <w:sz w:val="22"/>
         </w:rPr>
-        <w:t>■ 음반 해설 및 감상 가이드</w:t>
+        <w:t xml:space="preserve">[음반 소개] </w:t>
+      </w:r>
+      <w:r>
+        <w:rPr w:rFonts="맑은 고딕">
+          <w:rFonts w:ascii="맑은 고딕" w:hAnsi="맑은 고딕" w:eastAsia="맑은 고딕"/>
+          <w:b w:val="0"/>
+          <w:sz w:val="21"/>
+        </w:rPr>
       </w:r>
     </w:p>
     <w:p>
       <w:pPr>
-        <w:spacing w:line="312" w:lineRule="auto" w:after="120"/>
+        <w:spacing w:line="324" w:lineRule="auto" w:after="120"/>
       </w:pPr>
       <w:r>
         <w:rPr w:rFonts="맑은 고딕">
@@ -108,51 +61,516 @@
           <w:b w:val="0"/>
           <w:sz w:val="21"/>
         </w:rPr>
-        <w:t>1970년대 후반 세계 음악 신을 매료시켰던 프로듀서 프랭크 패리안(Frank Farian)의 유로 디스코 프로젝트 그룹 보니 엠(Boney M.)이 1984년에 선보인 《Kalimba De Luna - 16 Happy Songs》는 그들의 찬란한 음악적 여정을 압축한 동시에 80년대 초중반의 감각적인 사운드 변신을 보여주는 명작입니다. 타이틀곡인 'Kalimba De Luna'와 'Happy Song' 등 신곡과 더불어 기존의 메가 히트곡들을 한데 모아 팬들에게 선물처럼 다가간 이 음반은, 특유의 청량함과 흥겨운 에너지를 가득 담아내어 당대 유럽 및 아시아 차트를 석권했습니다.</w:t>
+        <w:t>1970~80년대 유로 디스코의 황금기를 찬란하게 수놓았던 전설적인 그룹 보니 M.(Boney M.)의 활력과 낭만을 한 장의 바이닐에 오롯이 응축해 낸 명작 컴필레이션입니다. 카리브해의 따사로운 햇살과 유럽 팝 음악의 정교한 프로듀싱이 결합하여 빚어낸 이 음반은 세대를 초월하여 전 세계 음악 애호가들의 가슴속에 끝없는 환희를 불어넣었습니다. 세월의 흐름 속에서도 변치 않는 생명력을 지닌 16곡의 축제 같은 트랙들은 시대를 관통하는 순수한 기쁨과 아날로그적인 노스탤지어를 선사합니다.</w:t>
       </w:r>
     </w:p>
     <w:p>
       <w:pPr>
-        <w:spacing w:line="312" w:lineRule="auto" w:after="120"/>
+        <w:spacing w:line="324" w:lineRule="auto" w:before="200" w:after="80"/>
       </w:pPr>
+      <w:r>
+        <w:rPr w:rFonts="맑은 고딕">
+          <w:rFonts w:ascii="맑은 고딕" w:hAnsi="맑은 고딕" w:eastAsia="맑은 고딕"/>
+          <w:b/>
+          <w:color w:val="1E3A8A"/>
+          <w:sz w:val="24"/>
+        </w:rPr>
+        <w:t>1. 음반 데이터</w:t>
+      </w:r>
+    </w:p>
+    <w:p>
+      <w:pPr>
+        <w:spacing w:line="324" w:lineRule="auto" w:after="80"/>
+      </w:pPr>
+      <w:r>
+        <w:rPr w:rFonts="맑은 고딕">
+          <w:rFonts w:ascii="맑은 고딕" w:hAnsi="맑은 고딕" w:eastAsia="맑은 고딕"/>
+          <w:b w:val="0"/>
+          <w:color w:val="6B7280"/>
+          <w:sz w:val="21"/>
+        </w:rPr>
+        <w:t xml:space="preserve">· </w:t>
+      </w:r>
+      <w:r>
+        <w:rPr w:rFonts="맑은 고딕">
+          <w:rFonts w:ascii="맑은 고딕" w:hAnsi="맑은 고딕" w:eastAsia="맑은 고딕"/>
+          <w:b/>
+          <w:color w:val="1F2937"/>
+          <w:sz w:val="21"/>
+        </w:rPr>
+        <w:t xml:space="preserve">앨범명: </w:t>
+      </w:r>
       <w:r>
         <w:rPr w:rFonts="맑은 고딕">
           <w:rFonts w:ascii="맑은 고딕" w:hAnsi="맑은 고딕" w:eastAsia="맑은 고딕"/>
           <w:b w:val="0"/>
           <w:sz w:val="21"/>
         </w:rPr>
-        <w:t>음악적으로 이 앨범은 전통적인 유로 디스코에 트로피컬한 퍼커션과 80년대 신스팝 요소를 완벽히 결합한 성과를 보여줍니다. 이탈리아 뮤지션 토니 에스포지토(Tony Esposito)의 원곡을 재해석한 타이틀곡 'Kalimba De Luna'는 아프리카풍 타악기 리듬과 아날로그 신디사이저가 리드미컬하게 펼쳐지며, 리즈 미첼(Liz Mitchell)의 명쾌한 보컬과 특유의 호화로운 코러스가 어우러져 이국적이면서도 세련된 분위기를 자아냅니다. 또한 'Happy Song'에서는 어린이 코러스의 유쾌한 음색과 단단한 베이스라인이 조화를 이루어 앨범의 부제처럼 듣는 이에게 무한한 행복감을 선사합니다.</w:t>
+        <w:t>Kalimba De Luna 16 Happy Songs</w:t>
       </w:r>
     </w:p>
     <w:p>
       <w:pPr>
-        <w:spacing w:line="312" w:lineRule="auto" w:after="120"/>
+        <w:spacing w:line="324" w:lineRule="auto" w:after="80"/>
       </w:pPr>
+      <w:r>
+        <w:rPr w:rFonts="맑은 고딕">
+          <w:rFonts w:ascii="맑은 고딕" w:hAnsi="맑은 고딕" w:eastAsia="맑은 고딕"/>
+          <w:b w:val="0"/>
+          <w:color w:val="6B7280"/>
+          <w:sz w:val="21"/>
+        </w:rPr>
+        <w:t xml:space="preserve">· </w:t>
+      </w:r>
+      <w:r>
+        <w:rPr w:rFonts="맑은 고딕">
+          <w:rFonts w:ascii="맑은 고딕" w:hAnsi="맑은 고딕" w:eastAsia="맑은 고딕"/>
+          <w:b/>
+          <w:color w:val="1F2937"/>
+          <w:sz w:val="21"/>
+        </w:rPr>
+        <w:t xml:space="preserve">아티스트: </w:t>
+      </w:r>
       <w:r>
         <w:rPr w:rFonts="맑은 고딕">
           <w:rFonts w:ascii="맑은 고딕" w:hAnsi="맑은 고딕" w:eastAsia="맑은 고딕"/>
           <w:b w:val="0"/>
           <w:sz w:val="21"/>
         </w:rPr>
-        <w:t>본 음반의 감상 포인트는 보니 엠 특유의 다채로운 장르 융합 능력과 아날로그 LP 특유의 풍성한 사운드 질감에 있습니다. 카리브해의 평화로운 기운이 느껴지는 'Rivers of Babylon'과 아프리카 정취를 담은 'Jambo - Hakuna Matata'에서 느껴지는 따뜻한 서정성은, 'Rasputin'이나 'Going Back West' 같은 강렬한 트랙들과 대비를 이루며 뛰어난 완급 조절을 보여줍니다. LP의 바늘이 회전하며 울려 퍼지는 중후한 베이스, 화려한 브라스 섹션, 그리고 섬세한 타악기 레이어는 80년대 디스코 음악이 지닌 궁극의 쾌감을 선사합니다.</w:t>
+        <w:t>Boney M. (보니 M.)</w:t>
       </w:r>
     </w:p>
     <w:p>
       <w:pPr>
-        <w:spacing w:line="312" w:lineRule="auto" w:after="120"/>
+        <w:spacing w:line="324" w:lineRule="auto" w:after="80"/>
       </w:pPr>
+      <w:r>
+        <w:rPr w:rFonts="맑은 고딕">
+          <w:rFonts w:ascii="맑은 고딕" w:hAnsi="맑은 고딕" w:eastAsia="맑은 고딕"/>
+          <w:b w:val="0"/>
+          <w:color w:val="6B7280"/>
+          <w:sz w:val="21"/>
+        </w:rPr>
+        <w:t xml:space="preserve">· </w:t>
+      </w:r>
+      <w:r>
+        <w:rPr w:rFonts="맑은 고딕">
+          <w:rFonts w:ascii="맑은 고딕" w:hAnsi="맑은 고딕" w:eastAsia="맑은 고딕"/>
+          <w:b/>
+          <w:color w:val="1F2937"/>
+          <w:sz w:val="21"/>
+        </w:rPr>
+        <w:t xml:space="preserve">발매 정보: </w:t>
+      </w:r>
       <w:r>
         <w:rPr w:rFonts="맑은 고딕">
           <w:rFonts w:ascii="맑은 고딕" w:hAnsi="맑은 고딕" w:eastAsia="맑은 고딕"/>
           <w:b w:val="0"/>
           <w:sz w:val="21"/>
         </w:rPr>
-        <w:t>결론적으로 《Kalimba De Luna - 16 Happy Songs》는 시대와 세대를 초월하여 대중에게 긍정의 에너지를 전파하는 보니 엠의 음악적 정수가 집약된 앨범입니다. 70년대 클래식 디스코부터 80년대 팝 사운드로 이어지는 가교 역할을 충실히 해낸 이 LP는, 팝 역사상 가장 매혹적이었던 시대의 흥겨움을 소장하고 음미하고자 하는 음악 애호가들에게 깊은 만족감을 선사할 것입니다.</w:t>
+        <w:t>1984년 유로 디스코의 거장 프로듀서 프랭크 파리안(Frank Farian)의 진두지휘 아래, 서독의 유서 깊은 음반사 한사(Hansa) 레코드를 통해 발매된 기념비적 앨범으로, 신곡 'Kalimba De Luna'와 'Happy Song'을 필두로 그룹의 찬란했던 전성기 히트곡들을 정갈하게 엮어낸 걸작입니다.</w:t>
+      </w:r>
+    </w:p>
+    <w:p>
+      <w:pPr>
+        <w:spacing w:line="324" w:lineRule="auto" w:after="80"/>
+      </w:pPr>
+      <w:r>
+        <w:rPr w:rFonts="맑은 고딕">
+          <w:rFonts w:ascii="맑은 고딕" w:hAnsi="맑은 고딕" w:eastAsia="맑은 고딕"/>
+          <w:b w:val="0"/>
+          <w:color w:val="6B7280"/>
+          <w:sz w:val="21"/>
+        </w:rPr>
+        <w:t xml:space="preserve">· </w:t>
+      </w:r>
+      <w:r>
+        <w:rPr w:rFonts="맑은 고딕">
+          <w:rFonts w:ascii="맑은 고딕" w:hAnsi="맑은 고딕" w:eastAsia="맑은 고딕"/>
+          <w:b/>
+          <w:color w:val="1F2937"/>
+          <w:sz w:val="21"/>
+        </w:rPr>
+        <w:t xml:space="preserve">LP 인기도(판매량): </w:t>
+      </w:r>
+      <w:r>
+        <w:rPr w:rFonts="맑은 고딕">
+          <w:rFonts w:ascii="맑은 고딕" w:hAnsi="맑은 고딕" w:eastAsia="맑은 고딕"/>
+          <w:b w:val="0"/>
+          <w:sz w:val="21"/>
+        </w:rPr>
+        <w:t>발매 직후 독일, 오스트리아, 스위스 등 유럽 각국의 앨범 차트 상위권에 안착하며 건재를 과시했고, 동명의 타이틀 싱글은 유럽 전역의 클럽 차트와 싱글 차트를 휩쓸며 글로벌 밀리언셀러의 명성을 입증하는 폭발적인 상업적 성공을 거두었습니다.</w:t>
+      </w:r>
+    </w:p>
+    <w:p>
+      <w:pPr>
+        <w:spacing w:line="324" w:lineRule="auto" w:after="80"/>
+      </w:pPr>
+      <w:r>
+        <w:rPr w:rFonts="맑은 고딕">
+          <w:rFonts w:ascii="맑은 고딕" w:hAnsi="맑은 고딕" w:eastAsia="맑은 고딕"/>
+          <w:b w:val="0"/>
+          <w:color w:val="6B7280"/>
+          <w:sz w:val="21"/>
+        </w:rPr>
+        <w:t xml:space="preserve">· </w:t>
+      </w:r>
+      <w:r>
+        <w:rPr w:rFonts="맑은 고딕">
+          <w:rFonts w:ascii="맑은 고딕" w:hAnsi="맑은 고딕" w:eastAsia="맑은 고딕"/>
+          <w:b/>
+          <w:color w:val="1F2937"/>
+          <w:sz w:val="21"/>
+        </w:rPr>
+        <w:t xml:space="preserve">각종 수상경력: </w:t>
+      </w:r>
+      <w:r>
+        <w:rPr w:rFonts="맑은 고딕">
+          <w:rFonts w:ascii="맑은 고딕" w:hAnsi="맑은 고딕" w:eastAsia="맑은 고딕"/>
+          <w:b w:val="0"/>
+          <w:sz w:val="21"/>
+        </w:rPr>
+        <w:t>전 세계 수억 장의 음반 판매고를 올리며 기네스북에 등재된 보니 M.의 독보적 위상을 증명하듯 다수의 골드 및 플래티넘 레코드를 기록하였으며, 80년대 댄스 팝의 예술성과 대중성을 극대화한 명반으로 음악계의 높은 평가를 받았습니다.</w:t>
+      </w:r>
+    </w:p>
+    <w:p>
+      <w:pPr>
+        <w:spacing w:line="324" w:lineRule="auto" w:before="200" w:after="80"/>
+      </w:pPr>
+      <w:r>
+        <w:rPr w:rFonts="맑은 고딕">
+          <w:rFonts w:ascii="맑은 고딕" w:hAnsi="맑은 고딕" w:eastAsia="맑은 고딕"/>
+          <w:b/>
+          <w:color w:val="1E3A8A"/>
+          <w:sz w:val="24"/>
+        </w:rPr>
+        <w:t>2. 아티스트 정보</w:t>
+      </w:r>
+    </w:p>
+    <w:p>
+      <w:pPr>
+        <w:spacing w:line="324" w:lineRule="auto" w:after="80"/>
+      </w:pPr>
+      <w:r>
+        <w:rPr w:rFonts="맑은 고딕">
+          <w:rFonts w:ascii="맑은 고딕" w:hAnsi="맑은 고딕" w:eastAsia="맑은 고딕"/>
+          <w:b w:val="0"/>
+          <w:color w:val="6B7280"/>
+          <w:sz w:val="21"/>
+        </w:rPr>
+        <w:t xml:space="preserve">· </w:t>
+      </w:r>
+      <w:r>
+        <w:rPr w:rFonts="맑은 고딕">
+          <w:rFonts w:ascii="맑은 고딕" w:hAnsi="맑은 고딕" w:eastAsia="맑은 고딕"/>
+          <w:b/>
+          <w:color w:val="1F2937"/>
+          <w:sz w:val="21"/>
+        </w:rPr>
+        <w:t xml:space="preserve">국적: </w:t>
+      </w:r>
+      <w:r>
+        <w:rPr w:rFonts="맑은 고딕">
+          <w:rFonts w:ascii="맑은 고딕" w:hAnsi="맑은 고딕" w:eastAsia="맑은 고딕"/>
+          <w:b w:val="0"/>
+          <w:sz w:val="21"/>
+        </w:rPr>
+        <w:t>독일 (서독 결성 / 카리브해 출신 다국적 멤버 구성)</w:t>
+      </w:r>
+    </w:p>
+    <w:p>
+      <w:pPr>
+        <w:spacing w:line="324" w:lineRule="auto" w:after="80"/>
+      </w:pPr>
+      <w:r>
+        <w:rPr w:rFonts="맑은 고딕">
+          <w:rFonts w:ascii="맑은 고딕" w:hAnsi="맑은 고딕" w:eastAsia="맑은 고딕"/>
+          <w:b w:val="0"/>
+          <w:color w:val="6B7280"/>
+          <w:sz w:val="21"/>
+        </w:rPr>
+        <w:t xml:space="preserve">· </w:t>
+      </w:r>
+      <w:r>
+        <w:rPr w:rFonts="맑은 고딕">
+          <w:rFonts w:ascii="맑은 고딕" w:hAnsi="맑은 고딕" w:eastAsia="맑은 고딕"/>
+          <w:b/>
+          <w:color w:val="1F2937"/>
+          <w:sz w:val="21"/>
+        </w:rPr>
+        <w:t xml:space="preserve">생몰년도: </w:t>
+      </w:r>
+      <w:r>
+        <w:rPr w:rFonts="맑은 고딕">
+          <w:rFonts w:ascii="맑은 고딕" w:hAnsi="맑은 고딕" w:eastAsia="맑은 고딕"/>
+          <w:b w:val="0"/>
+          <w:sz w:val="21"/>
+        </w:rPr>
+        <w:t>1975년 결성</w:t>
+      </w:r>
+    </w:p>
+    <w:p>
+      <w:pPr>
+        <w:spacing w:line="324" w:lineRule="auto" w:after="80"/>
+      </w:pPr>
+      <w:r>
+        <w:rPr w:rFonts="맑은 고딕">
+          <w:rFonts w:ascii="맑은 고딕" w:hAnsi="맑은 고딕" w:eastAsia="맑은 고딕"/>
+          <w:b w:val="0"/>
+          <w:color w:val="6B7280"/>
+          <w:sz w:val="21"/>
+        </w:rPr>
+        <w:t xml:space="preserve">· </w:t>
+      </w:r>
+      <w:r>
+        <w:rPr w:rFonts="맑은 고딕">
+          <w:rFonts w:ascii="맑은 고딕" w:hAnsi="맑은 고딕" w:eastAsia="맑은 고딕"/>
+          <w:b/>
+          <w:color w:val="1F2937"/>
+          <w:sz w:val="21"/>
+        </w:rPr>
+        <w:t xml:space="preserve">그룹 소속: </w:t>
+      </w:r>
+      <w:r>
+        <w:rPr w:rFonts="맑은 고딕">
+          <w:rFonts w:ascii="맑은 고딕" w:hAnsi="맑은 고딕" w:eastAsia="맑은 고딕"/>
+          <w:b w:val="0"/>
+          <w:sz w:val="21"/>
+        </w:rPr>
+        <w:t>4인조 혼성 그룹</w:t>
+      </w:r>
+    </w:p>
+    <w:p>
+      <w:pPr>
+        <w:spacing w:line="324" w:lineRule="auto" w:after="80"/>
+      </w:pPr>
+      <w:r>
+        <w:rPr w:rFonts="맑은 고딕">
+          <w:rFonts w:ascii="맑은 고딕" w:hAnsi="맑은 고딕" w:eastAsia="맑은 고딕"/>
+          <w:b w:val="0"/>
+          <w:color w:val="6B7280"/>
+          <w:sz w:val="21"/>
+        </w:rPr>
+        <w:t xml:space="preserve">· </w:t>
+      </w:r>
+      <w:r>
+        <w:rPr w:rFonts="맑은 고딕">
+          <w:rFonts w:ascii="맑은 고딕" w:hAnsi="맑은 고딕" w:eastAsia="맑은 고딕"/>
+          <w:b/>
+          <w:color w:val="1F2937"/>
+          <w:sz w:val="21"/>
+        </w:rPr>
+        <w:t xml:space="preserve">아티스트 소개: </w:t>
+      </w:r>
+      <w:r>
+        <w:rPr w:rFonts="맑은 고딕">
+          <w:rFonts w:ascii="맑은 고딕" w:hAnsi="맑은 고딕" w:eastAsia="맑은 고딕"/>
+          <w:b w:val="0"/>
+          <w:sz w:val="21"/>
+        </w:rPr>
+        <w:t>천재 프로듀서 프랭크 파리안의 치밀한 사운드 메이킹과 카리브해 혈통 멤버들의 역동적인 에너지가 융합되어 탄생한 유로 디스코의 독보적인 아이콘입니다. 레게, 가스펠, 펑크(Funk)를 유러피언 팝 멜로디 속에 완벽히 녹여내며 팝 음악사에 가장 대중적이고 매혹적인 리듬의 지평을 열었습니다.</w:t>
+      </w:r>
+    </w:p>
+    <w:p>
+      <w:pPr>
+        <w:spacing w:line="324" w:lineRule="auto" w:before="200" w:after="80"/>
+      </w:pPr>
+      <w:r>
+        <w:rPr w:rFonts="맑은 고딕">
+          <w:rFonts w:ascii="맑은 고딕" w:hAnsi="맑은 고딕" w:eastAsia="맑은 고딕"/>
+          <w:b/>
+          <w:color w:val="1E3A8A"/>
+          <w:sz w:val="24"/>
+        </w:rPr>
+        <w:t>3. 음반 상세 분석</w:t>
+      </w:r>
+    </w:p>
+    <w:p>
+      <w:pPr>
+        <w:spacing w:line="324" w:lineRule="auto" w:after="80"/>
+      </w:pPr>
+      <w:r>
+        <w:rPr w:rFonts="맑은 고딕">
+          <w:rFonts w:ascii="맑은 고딕" w:hAnsi="맑은 고딕" w:eastAsia="맑은 고딕"/>
+          <w:b w:val="0"/>
+          <w:color w:val="6B7280"/>
+          <w:sz w:val="21"/>
+        </w:rPr>
+        <w:t xml:space="preserve">· </w:t>
+      </w:r>
+      <w:r>
+        <w:rPr w:rFonts="맑은 고딕">
+          <w:rFonts w:ascii="맑은 고딕" w:hAnsi="맑은 고딕" w:eastAsia="맑은 고딕"/>
+          <w:b/>
+          <w:color w:val="1F2937"/>
+          <w:sz w:val="21"/>
+        </w:rPr>
+        <w:t xml:space="preserve">역사적 위치: </w:t>
+      </w:r>
+      <w:r>
+        <w:rPr w:rFonts="맑은 고딕">
+          <w:rFonts w:ascii="맑은 고딕" w:hAnsi="맑은 고딕" w:eastAsia="맑은 고딕"/>
+          <w:b w:val="0"/>
+          <w:sz w:val="21"/>
+        </w:rPr>
+        <w:t>1970년대 후반을 장악했던 클래식 유로 디스코의 정통성과 1980년대 중반으로 넘어가는 신스팝 및 이탈로 디스코의 감각을 유려하게 잇는 가교 역할을 하는 음반입니다. 단순한 댄스 음악 모음집을 넘어, 정교한 오케스트레이션과 아날로그 악기들이 직조해 낸 팝 오디오파일적 완성도를 보여줍니다.</w:t>
+      </w:r>
+    </w:p>
+    <w:p>
+      <w:pPr>
+        <w:spacing w:line="324" w:lineRule="auto" w:after="80"/>
+      </w:pPr>
+      <w:r>
+        <w:rPr w:rFonts="맑은 고딕">
+          <w:rFonts w:ascii="맑은 고딕" w:hAnsi="맑은 고딕" w:eastAsia="맑은 고딕"/>
+          <w:b w:val="0"/>
+          <w:color w:val="6B7280"/>
+          <w:sz w:val="21"/>
+        </w:rPr>
+        <w:t xml:space="preserve">· </w:t>
+      </w:r>
+      <w:r>
+        <w:rPr w:rFonts="맑은 고딕">
+          <w:rFonts w:ascii="맑은 고딕" w:hAnsi="맑은 고딕" w:eastAsia="맑은 고딕"/>
+          <w:b/>
+          <w:color w:val="1F2937"/>
+          <w:sz w:val="21"/>
+        </w:rPr>
+        <w:t xml:space="preserve">시대의 흔적(스토리텔링): </w:t>
+      </w:r>
+      <w:r>
+        <w:rPr w:rFonts="맑은 고딕">
+          <w:rFonts w:ascii="맑은 고딕" w:hAnsi="맑은 고딕" w:eastAsia="맑은 고딕"/>
+          <w:b w:val="0"/>
+          <w:sz w:val="21"/>
+        </w:rPr>
+        <w:t>급변하는 사회적 격변 속에서도 음악을 통해 순수한 해방감과 낙천적 낭만을 찾고자 했던 당대 청춘들의 뜨거운 공기가 담겨 있습니다. 화려한 미러볼 아래에서 국경과 인종을 초월해 하나로 어우러져 춤추던 1980년대의 정서적 향수와 생명력이 바이닐의 소리골 속에 고스란히 박제되어 있습니다.</w:t>
+      </w:r>
+    </w:p>
+    <w:p>
+      <w:pPr>
+        <w:spacing w:line="324" w:lineRule="auto" w:before="200" w:after="80"/>
+      </w:pPr>
+      <w:r>
+        <w:rPr w:rFonts="맑은 고딕">
+          <w:rFonts w:ascii="맑은 고딕" w:hAnsi="맑은 고딕" w:eastAsia="맑은 고딕"/>
+          <w:b/>
+          <w:color w:val="1E3A8A"/>
+          <w:sz w:val="24"/>
+        </w:rPr>
+        <w:t>4. 주요 수록곡 및 감상 제언</w:t>
+      </w:r>
+    </w:p>
+    <w:p>
+      <w:pPr>
+        <w:spacing w:line="324" w:lineRule="auto" w:after="80"/>
+      </w:pPr>
+      <w:r>
+        <w:rPr w:rFonts="맑은 고딕">
+          <w:rFonts w:ascii="맑은 고딕" w:hAnsi="맑은 고딕" w:eastAsia="맑은 고딕"/>
+          <w:b w:val="0"/>
+          <w:color w:val="6B7280"/>
+          <w:sz w:val="21"/>
+        </w:rPr>
+        <w:t xml:space="preserve">· </w:t>
+      </w:r>
+      <w:r>
+        <w:rPr w:rFonts="맑은 고딕">
+          <w:rFonts w:ascii="맑은 고딕" w:hAnsi="맑은 고딕" w:eastAsia="맑은 고딕"/>
+          <w:b/>
+          <w:color w:val="1F2937"/>
+          <w:sz w:val="21"/>
+        </w:rPr>
+        <w:t xml:space="preserve">주요 수록곡 특징: </w:t>
+      </w:r>
+      <w:r>
+        <w:rPr w:rFonts="맑은 고딕">
+          <w:rFonts w:ascii="맑은 고딕" w:hAnsi="맑은 고딕" w:eastAsia="맑은 고딕"/>
+          <w:b w:val="0"/>
+          <w:sz w:val="21"/>
+        </w:rPr>
+        <w:t>토니 에스포지토의 원곡을 특유의 카리브풍 이국적 리듬으로 승화시킨 'Kalimba De Luna', 티 없이 맑은 동심과 활력을 전하는 'Happy Song'을 비롯하여, 불멸의 송가 'Rivers of Babylon', 묵직한 그루브의 'Daddy Cool', 서정적 낭만이 넘실대는 'Sunny' 등이 조화롭게 포진하여 서정미와 역동성을 동시에 선사합니다.</w:t>
+      </w:r>
+    </w:p>
+    <w:p>
+      <w:pPr>
+        <w:spacing w:line="324" w:lineRule="auto" w:after="80"/>
+      </w:pPr>
+      <w:r>
+        <w:rPr w:rFonts="맑은 고딕">
+          <w:rFonts w:ascii="맑은 고딕" w:hAnsi="맑은 고딕" w:eastAsia="맑은 고딕"/>
+          <w:b w:val="0"/>
+          <w:color w:val="6B7280"/>
+          <w:sz w:val="21"/>
+        </w:rPr>
+        <w:t xml:space="preserve">· </w:t>
+      </w:r>
+      <w:r>
+        <w:rPr w:rFonts="맑은 고딕">
+          <w:rFonts w:ascii="맑은 고딕" w:hAnsi="맑은 고딕" w:eastAsia="맑은 고딕"/>
+          <w:b/>
+          <w:color w:val="1F2937"/>
+          <w:sz w:val="21"/>
+        </w:rPr>
+        <w:t xml:space="preserve">빈티지 감상 제언: </w:t>
+      </w:r>
+      <w:r>
+        <w:rPr w:rFonts="맑은 고딕">
+          <w:rFonts w:ascii="맑은 고딕" w:hAnsi="맑은 고딕" w:eastAsia="맑은 고딕"/>
+          <w:b w:val="0"/>
+          <w:sz w:val="21"/>
+        </w:rPr>
+        <w:t>바이닐 특유의 두툼하고 탄력 넘치는 아날로그 베이스 라인은 진공관 앰프를 거칠 때 한층 풍성하고 따스한 울림으로 피어납니다. 정밀한 카트리지가 긁어내는 찰기 있는 퍼커션의 타격감과 리즈 미첼의 매혹적인 보컬 하모니는 디지털 사운드가 결코 흉내 낼 수 없는 입체적인 공간감을 구현합니다.</w:t>
+      </w:r>
+    </w:p>
+    <w:p>
+      <w:pPr>
+        <w:spacing w:line="324" w:lineRule="auto" w:after="80"/>
+      </w:pPr>
+      <w:r>
+        <w:rPr w:rFonts="맑은 고딕">
+          <w:rFonts w:ascii="맑은 고딕" w:hAnsi="맑은 고딕" w:eastAsia="맑은 고딕"/>
+          <w:b w:val="0"/>
+          <w:color w:val="6B7280"/>
+          <w:sz w:val="21"/>
+        </w:rPr>
+        <w:t xml:space="preserve">· </w:t>
+      </w:r>
+      <w:r>
+        <w:rPr w:rFonts="맑은 고딕">
+          <w:rFonts w:ascii="맑은 고딕" w:hAnsi="맑은 고딕" w:eastAsia="맑은 고딕"/>
+          <w:b/>
+          <w:color w:val="1F2937"/>
+          <w:sz w:val="21"/>
+        </w:rPr>
+        <w:t xml:space="preserve">소장 가치: </w:t>
+      </w:r>
+      <w:r>
+        <w:rPr w:rFonts="맑은 고딕">
+          <w:rFonts w:ascii="맑은 고딕" w:hAnsi="맑은 고딕" w:eastAsia="맑은 고딕"/>
+          <w:b w:val="0"/>
+          <w:sz w:val="21"/>
+        </w:rPr>
+        <w:t>유로 팝 역사상 가장 찬란했던 영광의 순간들을 최상의 아날로그 사운드로 단 한 장에 간직할 수 있다는 점에서, 빈티지 팝 컬렉터는 물론 음악을 진정으로 사랑하는 모든 애호가에게 더없이 귀중한 컬렉터스 아이템입니다.</w:t>
+      </w:r>
+    </w:p>
+    <w:p>
+      <w:pPr>
+        <w:spacing w:line="324" w:lineRule="auto" w:after="120" w:before="160"/>
+      </w:pPr>
+      <w:r>
+        <w:rPr w:rFonts="맑은 고딕">
+          <w:rFonts w:ascii="맑은 고딕" w:hAnsi="맑은 고딕" w:eastAsia="맑은 고딕"/>
+          <w:b/>
+          <w:color w:val="4338CA"/>
+          <w:sz w:val="21"/>
+        </w:rPr>
+        <w:t>이 음반을 통해 아날로그 바이닐의 따스한 숨결 속에서 세월이 흘러도 바래지 않는 순수한 환희와 축제의 낭만이 전해주는 감동을 다시 한번 경험해 보시는 것은 어떨까요?</w:t>
       </w:r>
     </w:p>
     <w:sectPr>
       <w:pgSz w:w="12240" w:h="15840"/>
-      <w:pgMar w:top="1440" w:right="1440" w:bottom="1440" w:left="1440" w:header="720" w:footer="720" w:gutter="0"/>
+      <w:pgMar w:top="1152" w:right="1296" w:bottom="1152" w:left="1296" w:header="720" w:footer="720" w:gutter="0"/>
       <w:cols w:space="720"/>
       <w:docGrid w:linePitch="360"/>
     </w:sectPr>

--- a/word_reports/LP_0090_위치_239_Boney M._Kalimba De Luna .docx
+++ b/word_reports/LP_0090_위치_239_Boney M._Kalimba De Luna .docx
@@ -32,7 +32,7 @@
     </w:p>
     <w:p>
       <w:pPr>
-        <w:spacing w:line="324" w:lineRule="auto" w:before="80" w:after="160"/>
+        <w:spacing w:line="324" w:lineRule="auto" w:before="80" w:after="120"/>
       </w:pPr>
       <w:r>
         <w:rPr w:rFonts="맑은 고딕">
@@ -42,13 +42,6 @@
           <w:sz w:val="22"/>
         </w:rPr>
         <w:t xml:space="preserve">[음반 소개] </w:t>
-      </w:r>
-      <w:r>
-        <w:rPr w:rFonts="맑은 고딕">
-          <w:rFonts w:ascii="맑은 고딕" w:hAnsi="맑은 고딕" w:eastAsia="맑은 고딕"/>
-          <w:b w:val="0"/>
-          <w:sz w:val="21"/>
-        </w:rPr>
       </w:r>
     </w:p>
     <w:p>
@@ -61,7 +54,33 @@
           <w:b w:val="0"/>
           <w:sz w:val="21"/>
         </w:rPr>
-        <w:t>1970~80년대 유로 디스코의 황금기를 찬란하게 수놓았던 전설적인 그룹 보니 M.(Boney M.)의 활력과 낭만을 한 장의 바이닐에 오롯이 응축해 낸 명작 컴필레이션입니다. 카리브해의 따사로운 햇살과 유럽 팝 음악의 정교한 프로듀싱이 결합하여 빚어낸 이 음반은 세대를 초월하여 전 세계 음악 애호가들의 가슴속에 끝없는 환희를 불어넣었습니다. 세월의 흐름 속에서도 변치 않는 생명력을 지닌 16곡의 축제 같은 트랙들은 시대를 관통하는 순수한 기쁨과 아날로그적인 노스탤지어를 선사합니다.</w:t>
+        <w:t>1970년대 후반 전 세계를 강타했던 디스코의 거대한 물결이 지나간 자리, 1984년 보니 M.(Boney M.)이 발표한 『Kalimba De Luna 16 Happy Songs』는 유로 디스코의 화려한 잔향 위에 새로운 시대의 숨결을 불어넣은 눈부신 역작입니다. 전설적인 프로듀서 프랭크 파리안(Frank Farian)의 정교한 연출력과 카리브해의 뜨거운 혈통이 빚어낸 이 음반은, 단순한 베스트 선곡집의 차원을 넘어 1980년대 중반 유행하던 신스팝과 이탈로 디스코의 세련된 질감을 대담하게 포용한 음악적 변곡점이자 축제와도 같은 음반입니다.</w:t>
+      </w:r>
+    </w:p>
+    <w:p>
+      <w:pPr>
+        <w:spacing w:line="324" w:lineRule="auto" w:after="120"/>
+      </w:pPr>
+      <w:r>
+        <w:rPr w:rFonts="맑은 고딕">
+          <w:rFonts w:ascii="맑은 고딕" w:hAnsi="맑은 고딕" w:eastAsia="맑은 고딕"/>
+          <w:b w:val="0"/>
+          <w:sz w:val="21"/>
+        </w:rPr>
+        <w:t>타이틀곡 'Kalimba De Luna'에서 엿볼 수 있듯, 아프리카와 지중해의 토속적인 타악기 울림을 현대적인 댄스 비트와 교직해 낸 이들의 시도는 팝 음악이 도달할 수 있는 가장 이국적이고도 찬란한 낙원의 풍경을 그려냅니다. 어린이들의 천진난만한 합창이 돋보이는 'Happy Song'을 필두로 이어지는 트랙들은 차가운 기계 문명에 지쳐가던 당대 대중들에게 원초적인 삶의 환희와 무구한 위안을 선사하였습니다. 이는 음악이란 결국 인간의 슬픔을 어루만지고 연대와 기쁨을 길어 올리는 영혼의 도구라는 아티스트의 순수한 철학을 웅변합니다.</w:t>
+      </w:r>
+    </w:p>
+    <w:p>
+      <w:pPr>
+        <w:spacing w:line="324" w:lineRule="auto" w:after="120"/>
+      </w:pPr>
+      <w:r>
+        <w:rPr w:rFonts="맑은 고딕">
+          <w:rFonts w:ascii="맑은 고딕" w:hAnsi="맑은 고딕" w:eastAsia="맑은 고딕"/>
+          <w:b w:val="0"/>
+          <w:sz w:val="21"/>
+        </w:rPr>
+        <w:t>세월이 반세기를 향해 흘러간 지금도 턴테이블 위에 얹힌 이 앨범은 퇴색되지 않는 생명력을 발합니다. 리즈 미첼의 깊고 따스한 가스펠풍 보컬과 심장을 울리는 베이스라인은 디지털의 파편화된 음향 속에서 결코 맛볼 수 없는 유기적인 온기와 낭만을 뿜어냅니다. 슬픔조차 리듬 속에 녹여내어 행복으로 치환하던 한 시대의 거대한 서정이 이 검은 바이닐의 그루브마다 여전히 찬연하게 박동하고 있습니다.</w:t>
       </w:r>
     </w:p>
     <w:p>
@@ -129,37 +148,6 @@
           <w:color w:val="1F2937"/>
           <w:sz w:val="21"/>
         </w:rPr>
-        <w:t xml:space="preserve">아티스트: </w:t>
-      </w:r>
-      <w:r>
-        <w:rPr w:rFonts="맑은 고딕">
-          <w:rFonts w:ascii="맑은 고딕" w:hAnsi="맑은 고딕" w:eastAsia="맑은 고딕"/>
-          <w:b w:val="0"/>
-          <w:sz w:val="21"/>
-        </w:rPr>
-        <w:t>Boney M. (보니 M.)</w:t>
-      </w:r>
-    </w:p>
-    <w:p>
-      <w:pPr>
-        <w:spacing w:line="324" w:lineRule="auto" w:after="80"/>
-      </w:pPr>
-      <w:r>
-        <w:rPr w:rFonts="맑은 고딕">
-          <w:rFonts w:ascii="맑은 고딕" w:hAnsi="맑은 고딕" w:eastAsia="맑은 고딕"/>
-          <w:b w:val="0"/>
-          <w:color w:val="6B7280"/>
-          <w:sz w:val="21"/>
-        </w:rPr>
-        <w:t xml:space="preserve">· </w:t>
-      </w:r>
-      <w:r>
-        <w:rPr w:rFonts="맑은 고딕">
-          <w:rFonts w:ascii="맑은 고딕" w:hAnsi="맑은 고딕" w:eastAsia="맑은 고딕"/>
-          <w:b/>
-          <w:color w:val="1F2937"/>
-          <w:sz w:val="21"/>
-        </w:rPr>
         <w:t xml:space="preserve">발매 정보: </w:t>
       </w:r>
       <w:r>
@@ -168,7 +156,7 @@
           <w:b w:val="0"/>
           <w:sz w:val="21"/>
         </w:rPr>
-        <w:t>1984년 유로 디스코의 거장 프로듀서 프랭크 파리안(Frank Farian)의 진두지휘 아래, 서독의 유서 깊은 음반사 한사(Hansa) 레코드를 통해 발매된 기념비적 앨범으로, 신곡 'Kalimba De Luna'와 'Happy Song'을 필두로 그룹의 찬란했던 전성기 히트곡들을 정갈하게 엮어낸 걸작입니다.</w:t>
+        <w:t>1984년 서독 한사 레코드(Hansa Records)를 통해 발매되었으며, 1980년대 중반 유로 댄스 팝의 흐름에 맞춰 신곡과 대표적 명곡들을 유기적으로 재구성하여 발표한 기념비적인 기획 정규 앨범입니다.</w:t>
       </w:r>
     </w:p>
     <w:p>
@@ -199,7 +187,7 @@
           <w:b w:val="0"/>
           <w:sz w:val="21"/>
         </w:rPr>
-        <w:t>발매 직후 독일, 오스트리아, 스위스 등 유럽 각국의 앨범 차트 상위권에 안착하며 건재를 과시했고, 동명의 타이틀 싱글은 유럽 전역의 클럽 차트와 싱글 차트를 휩쓸며 글로벌 밀리언셀러의 명성을 입증하는 폭발적인 상업적 성공을 거두었습니다.</w:t>
+        <w:t>발매와 동시에 유럽 전역의 클럽 차트와 공식 앨범 차트 최상위권을 석권하였으며, 독일, 프랑스, 스페인을 비롯한 다수의 국가에서 골드 및 멀티 플래티넘을 기록하는 압도적인 상업적 성공을 거두었습니다.</w:t>
       </w:r>
     </w:p>
     <w:p>
@@ -230,7 +218,7 @@
           <w:b w:val="0"/>
           <w:sz w:val="21"/>
         </w:rPr>
-        <w:t>전 세계 수억 장의 음반 판매고를 올리며 기네스북에 등재된 보니 M.의 독보적 위상을 증명하듯 다수의 골드 및 플래티넘 레코드를 기록하였으며, 80년대 댄스 팝의 예술성과 대중성을 극대화한 명반으로 음악계의 높은 평가를 받았습니다.</w:t>
+        <w:t>유럽 각국 음악 산업 협회 공인 골드/플래티넘 디스크를 획득하였으며, 전 세계 1억 5천만 장 이상의 누적 판매고를 기록한 슈퍼 그룹 보니 M.의 독보적 위상을 재확인시킨 명반으로 평가받습니다.</w:t>
       </w:r>
     </w:p>
     <w:p>
@@ -275,7 +263,7 @@
           <w:b w:val="0"/>
           <w:sz w:val="21"/>
         </w:rPr>
-        <w:t>독일 (서독 결성 / 카리브해 출신 다국적 멤버 구성)</w:t>
+        <w:t>독일 (서독 결성 / 멤버: 자메이카, 몬트세랫 등 카리브해 출신)</w:t>
       </w:r>
     </w:p>
     <w:p>
@@ -306,7 +294,7 @@
           <w:b w:val="0"/>
           <w:sz w:val="21"/>
         </w:rPr>
-        <w:t>1975년 결성</w:t>
+        <w:t>1976년 결성</w:t>
       </w:r>
     </w:p>
     <w:p>
@@ -337,7 +325,7 @@
           <w:b w:val="0"/>
           <w:sz w:val="21"/>
         </w:rPr>
-        <w:t>4인조 혼성 그룹</w:t>
+        <w:t>혼성 4인조 보컬 그룹</w:t>
       </w:r>
     </w:p>
     <w:p>
@@ -368,7 +356,7 @@
           <w:b w:val="0"/>
           <w:sz w:val="21"/>
         </w:rPr>
-        <w:t>천재 프로듀서 프랭크 파리안의 치밀한 사운드 메이킹과 카리브해 혈통 멤버들의 역동적인 에너지가 융합되어 탄생한 유로 디스코의 독보적인 아이콘입니다. 레게, 가스펠, 펑크(Funk)를 유러피언 팝 멜로디 속에 완벽히 녹여내며 팝 음악사에 가장 대중적이고 매혹적인 리듬의 지평을 열었습니다.</w:t>
+        <w:t>천재 프로듀서 프랭크 파리안의 독창적인 기획력과 카리브해 특유의 소울풀한 감성이 결합하여 탄생한 유로 디스코의 제왕입니다. 중독성 넘치는 멜로디와 이국적인 리듬, 파격적인 무대 퍼포먼스로 팝 역사상 가장 광범위한 대중적 사랑을 받으며 현대 댄스 음악의 문법을 확립한 전설적인 존재입니다.</w:t>
       </w:r>
     </w:p>
     <w:p>
@@ -413,7 +401,7 @@
           <w:b w:val="0"/>
           <w:sz w:val="21"/>
         </w:rPr>
-        <w:t>1970년대 후반을 장악했던 클래식 유로 디스코의 정통성과 1980년대 중반으로 넘어가는 신스팝 및 이탈로 디스코의 감각을 유려하게 잇는 가교 역할을 하는 음반입니다. 단순한 댄스 음악 모음집을 넘어, 정교한 오케스트레이션과 아날로그 악기들이 직조해 낸 팝 오디오파일적 완성도를 보여줍니다.</w:t>
+        <w:t>1970년대 아날로그 디스코의 전성기를 지나 1980년대 신디사이저 기반의 이탈로 디스코로 전환되는 길목에서, 레게, 아프로-카리브 리듬, 유로 팝의 절묘한 화합을 이뤄낸 팝 음악사의 중요한 교량 역할을 담당한 음반입니다.</w:t>
       </w:r>
     </w:p>
     <w:p>
@@ -444,7 +432,7 @@
           <w:b w:val="0"/>
           <w:sz w:val="21"/>
         </w:rPr>
-        <w:t>급변하는 사회적 격변 속에서도 음악을 통해 순수한 해방감과 낙천적 낭만을 찾고자 했던 당대 청춘들의 뜨거운 공기가 담겨 있습니다. 화려한 미러볼 아래에서 국경과 인종을 초월해 하나로 어우러져 춤추던 1980년대의 정서적 향수와 생명력이 바이닐의 소리골 속에 고스란히 박제되어 있습니다.</w:t>
+        <w:t>1980년대 롤러스케이트장과 야외 디스코텍을 가득 메웠던 청춘들의 자유분방한 에너지와 시대적 낭만이 고스란히 각인되어 있습니다. 냉전 말기의 미묘한 긴장감 속에서도 국경과 언어를 초월해 음악 하나로 순수한 춤과 행복을 공유하던 인류애적 열기가 담겨 있습니다.</w:t>
       </w:r>
     </w:p>
     <w:p>
@@ -489,7 +477,7 @@
           <w:b w:val="0"/>
           <w:sz w:val="21"/>
         </w:rPr>
-        <w:t>토니 에스포지토의 원곡을 특유의 카리브풍 이국적 리듬으로 승화시킨 'Kalimba De Luna', 티 없이 맑은 동심과 활력을 전하는 'Happy Song'을 비롯하여, 불멸의 송가 'Rivers of Babylon', 묵직한 그루브의 'Daddy Cool', 서정적 낭만이 넘실대는 'Sunny' 등이 조화롭게 포진하여 서정미와 역동성을 동시에 선사합니다.</w:t>
+        <w:t>토니 에스포지토의 원곡을 관능적이고 몽환적인 유로 디스코로 완벽히 재해석한 'Kalimba De Luna', 동심의 순수함과 펑키한 리듬이 폭발하는 'Happy Song', 그리고 그룹의 불멸의 클래식인 'Rivers of Babylon'과 'Brown Girl in the Ring' 등이 수록되어 듣는 이에게 다채로운 리듬의 성찬을 선사합니다.</w:t>
       </w:r>
     </w:p>
     <w:p>
@@ -520,7 +508,7 @@
           <w:b w:val="0"/>
           <w:sz w:val="21"/>
         </w:rPr>
-        <w:t>바이닐 특유의 두툼하고 탄력 넘치는 아날로그 베이스 라인은 진공관 앰프를 거칠 때 한층 풍성하고 따스한 울림으로 피어납니다. 정밀한 카트리지가 긁어내는 찰기 있는 퍼커션의 타격감과 리즈 미첼의 매혹적인 보컬 하모니는 디지털 사운드가 결코 흉내 낼 수 없는 입체적인 공간감을 구현합니다.</w:t>
+        <w:t>탄력적인 베이스와 어쿠스틱 퍼커션의 질감이 일품인 음반이므로, 중저역의 밀도감이 뛰어난 MM 카트리지와 진공관 앰프 매칭을 추천합니다. 아날로그 바늘을 타고 흐르는 풍성한 음장감은 신디사이저 사운드마저도 따뜻한 체온을 지닌 음악으로 탈바꿈시킵니다.</w:t>
       </w:r>
     </w:p>
     <w:p>
@@ -551,7 +539,7 @@
           <w:b w:val="0"/>
           <w:sz w:val="21"/>
         </w:rPr>
-        <w:t>유로 팝 역사상 가장 찬란했던 영광의 순간들을 최상의 아날로그 사운드로 단 한 장에 간직할 수 있다는 점에서, 빈티지 팝 컬렉터는 물론 음악을 진정으로 사랑하는 모든 애호가에게 더없이 귀중한 컬렉터스 아이템입니다.</w:t>
+        <w:t>유로 댄스 음악이 지닌 순수한 카타르시스를 최상의 아날로그 사운드로 온전히 보존하고 있는 바이닐로, 팝과 디스코 애호가는 물론 음악사적 사료로서도 컬렉터들에게 변함없는 가치를 인정받는 명반입니다.</w:t>
       </w:r>
     </w:p>
     <w:p>
@@ -565,7 +553,7 @@
           <w:color w:val="4338CA"/>
           <w:sz w:val="21"/>
         </w:rPr>
-        <w:t>이 음반을 통해 아날로그 바이닐의 따스한 숨결 속에서 세월이 흘러도 바래지 않는 순수한 환희와 축제의 낭만이 전해주는 감동을 다시 한번 경험해 보시는 것은 어떨까요?</w:t>
+        <w:t>이 음반을 통해 메마른 일상 속 잊혀졌던 순수한 춤과 리듬, 그리고 따스한 음악이 전해주는 감동을 다시 한번 경험해 보시는 것은 어떨까요?</w:t>
       </w:r>
     </w:p>
     <w:sectPr>
